--- a/COMP2024-CW-GroupNull.docx
+++ b/COMP2024-CW-GroupNull.docx
@@ -7074,7 +7074,7 @@
         <w:rPr>
           <w:lang w:val="en-GB"/>
         </w:rPr>
-        <w:t xml:space="preserve">metaheuristic algorithms produced negligible performance differences for XGBoost. As shown in Table III, accuracy remained at 99.91% across all configurations, weighted F1-score held at 0.9991, and FPR varied by only 0.00002 between the best and worst cases. The confusion matrices confirm this stability, where false negative counts ranged from 16 (PSO) to 28 (LOA-VCS), a variation of only 12 misclassifications out of approximately 378,000 test samples. This stability indicates that XGBoost's internal regularisation mechanisms, including its gradient-based sequential learning, L1/L2 regularisation, and built-in feature importance weighting, already approximate an optimal </w:t>
+        <w:t xml:space="preserve">metaheuristic algorithms produced negligible performance differences for XGBoost. As shown in Table II, accuracy remained at 99.91% across all configurations, weighted F1-score held at 0.9991, and FPR varied by only 0.00002 between the best and worst cases. The confusion matrices confirm this stability, where false negative counts ranged from 16 (PSO) to 28 (LOA-VCS), a variation of only 12 misclassifications out of approximately 378,000 test samples. This stability indicates that XGBoost's internal regularisation mechanisms, including its gradient-based sequential learning, L1/L2 regularisation, and built-in feature importance weighting, already approximate an optimal </w:t>
       </w:r>
       <w:r>
         <w:rPr>
